--- a/txt/about-eng.docx
+++ b/txt/about-eng.docx
@@ -20,15 +20,7 @@
           <w:kern w:val="0"/>
           <w:lang w:val="en-US"/>
         </w:rPr>
-        <w:t>Hello, I'm Gii</w:t>
-      </w:r>
-      <w:r>
-        <w:rPr>
-          <w:rFonts w:ascii="Work Sans" w:hAnsi="Work Sans" w:cs="AppleSystemUIFont"/>
-          <w:kern w:val="0"/>
-          <w:lang w:val="en-US"/>
-        </w:rPr>
-        <w:t>n!</w:t>
+        <w:t>Hello, I'm Giin!</w:t>
       </w:r>
     </w:p>
     <w:p>
@@ -174,6 +166,31 @@
       <w:pPr>
         <w:rPr>
           <w:rFonts w:ascii="Work Sans" w:hAnsi="Work Sans"/>
+        </w:rPr>
+      </w:pPr>
+      <w:r>
+        <w:rPr>
+          <w:rFonts w:ascii="Work Sans" w:hAnsi="Work Sans"/>
+        </w:rPr>
+        <w:t xml:space="preserve">I am gradually working on a project that reflects my own heart and soul: </w:t>
+      </w:r>
+      <w:r>
+        <w:rPr>
+          <w:rFonts w:ascii="Work Sans" w:hAnsi="Work Sans"/>
+        </w:rPr>
+        <w:t>b</w:t>
+      </w:r>
+      <w:r>
+        <w:rPr>
+          <w:rFonts w:ascii="Work Sans" w:hAnsi="Work Sans"/>
+        </w:rPr>
+        <w:t>eaverdam. In my opinion, successful and good brands often have one thing in common: they begin with 'something you find yourself doing naturally, without even realising it'.</w:t>
+      </w:r>
+    </w:p>
+    <w:p>
+      <w:pPr>
+        <w:rPr>
+          <w:rFonts w:ascii="Work Sans" w:hAnsi="Work Sans"/>
           <w:lang w:val="en-US"/>
         </w:rPr>
       </w:pPr>
@@ -250,7 +267,14 @@
         <w:rPr>
           <w:rFonts w:ascii="Work Sans" w:hAnsi="Work Sans"/>
         </w:rPr>
-        <w:t>Branding is all about creating pathways for the brand's core to connect with the outside world. It's all about sharing what we've made with the other side, getting them on board, and building trust. It's all about getting across what the brand's saying in the clearest, most concrete and friendly way possible, so that its story inspires action in the listener.</w:t>
+        <w:t xml:space="preserve">Branding is all about creating pathways for the brand's core to connect with the outside world. It's all about sharing what we've made with the other side, getting them on board, and building trust. It's all about getting across what the </w:t>
+      </w:r>
+      <w:r>
+        <w:rPr>
+          <w:rFonts w:ascii="Work Sans" w:hAnsi="Work Sans"/>
+        </w:rPr>
+        <w:lastRenderedPageBreak/>
+        <w:t>brand's saying in the clearest, most concrete and friendly way possible, so that its story inspires action in the listener.</w:t>
       </w:r>
     </w:p>
     <w:p>

--- a/txt/about-eng.docx
+++ b/txt/about-eng.docx
@@ -20,7 +20,23 @@
           <w:kern w:val="0"/>
           <w:lang w:val="en-US"/>
         </w:rPr>
-        <w:t>Hello, I'm Giin!</w:t>
+        <w:t>H</w:t>
+      </w:r>
+      <w:r>
+        <w:rPr>
+          <w:rFonts w:ascii="Work Sans" w:hAnsi="Work Sans" w:cs="AppleSystemUIFont"/>
+          <w:kern w:val="0"/>
+          <w:lang w:val="en-US"/>
+        </w:rPr>
+        <w:t>i</w:t>
+      </w:r>
+      <w:r>
+        <w:rPr>
+          <w:rFonts w:ascii="Work Sans" w:hAnsi="Work Sans" w:cs="AppleSystemUIFont"/>
+          <w:kern w:val="0"/>
+          <w:lang w:val="en-US"/>
+        </w:rPr>
+        <w:t>, I'm Giin!</w:t>
       </w:r>
     </w:p>
     <w:p>
@@ -159,7 +175,7 @@
           <w:rFonts w:ascii="Work Sans" w:hAnsi="Work Sans"/>
           <w:lang w:val="en-US"/>
         </w:rPr>
-        <w:t xml:space="preserve"> would like to propose the creation of a process that is tailored exclusively to a single brand. Additionally, for those who may find it challenging to request a one-to-one consultancy session, we are pleased to offer the YouTube channel 'What Gin'.</w:t>
+        <w:t xml:space="preserve"> would like to propose the creation of a process that is tailored exclusively to a single brand. Additionally, for those who may find it challenging to request a one-to-one consultancy session, we are pleased to offer the YouTube channel What Gin</w:t>
       </w:r>
     </w:p>
     <w:p>
@@ -184,7 +200,7 @@
         <w:rPr>
           <w:rFonts w:ascii="Work Sans" w:hAnsi="Work Sans"/>
         </w:rPr>
-        <w:t>eaverdam. In my opinion, successful and good brands often have one thing in common: they begin with 'something you find yourself doing naturally, without even realising it'.</w:t>
+        <w:t>eaverdam In my opinion, successful and good brands often have one thing in common: they begin with 'something you find yourself doing naturally, without even realising it'.</w:t>
       </w:r>
     </w:p>
     <w:p>

--- a/txt/about-eng.docx
+++ b/txt/about-eng.docx
@@ -133,7 +133,21 @@
           <w:rFonts w:ascii="Work Sans" w:hAnsi="Work Sans"/>
           <w:lang w:val="en-US"/>
         </w:rPr>
-        <w:t xml:space="preserve"> Flourish, a </w:t>
+        <w:t xml:space="preserve"> </w:t>
+      </w:r>
+      <w:r>
+        <w:rPr>
+          <w:rFonts w:ascii="Work Sans" w:hAnsi="Work Sans"/>
+          <w:lang w:val="en-US"/>
+        </w:rPr>
+        <w:t>f</w:t>
+      </w:r>
+      <w:r>
+        <w:rPr>
+          <w:rFonts w:ascii="Work Sans" w:hAnsi="Work Sans"/>
+          <w:lang w:val="en-US"/>
+        </w:rPr>
+        <w:t xml:space="preserve">lourish, a </w:t>
       </w:r>
       <w:r>
         <w:rPr>
@@ -168,7 +182,14 @@
           <w:rFonts w:ascii="Work Sans" w:hAnsi="Work Sans"/>
           <w:lang w:val="en-US"/>
         </w:rPr>
-        <w:t>Flourish</w:t>
+        <w:t>f</w:t>
+      </w:r>
+      <w:r>
+        <w:rPr>
+          <w:rFonts w:ascii="Work Sans" w:hAnsi="Work Sans"/>
+          <w:lang w:val="en-US"/>
+        </w:rPr>
+        <w:t>lourish</w:t>
       </w:r>
       <w:r>
         <w:rPr>
